--- a/CV_Material_Nacho/extras/cvs_personalizados/cv_base4_soc.docx
+++ b/CV_Material_Nacho/extras/cvs_personalizados/cv_base4_soc.docx
@@ -4,19 +4,28 @@
   <w:body>
     <w:p>
       <w:r>
+        <w:rPr>
+          <w:b/>
+          <w:sz w:val="32"/>
+        </w:rPr>
         <w:t>Ignacio Palmeri</w:t>
       </w:r>
     </w:p>
     <w:p>
+      <w:pPr/>
       <w:r>
+        <w:rPr>
+          <w:color w:val="555555"/>
+          <w:sz w:val="17"/>
+        </w:rPr>
         <w:t>Temperley, Buenos Aires, Argentina | +54 9 11 5509-0832 | ignaciopalmeri1@gmail.com | linkedin.com/in/ignaciopalmeri | github.com/nachopalmeri | ignaciopalmeri.vercel.app</w:t>
       </w:r>
     </w:p>
     <w:p>
+      <w:pPr>
+        <w:pStyle w:val="Heading1"/>
+      </w:pPr>
       <w:r>
-        <w:rPr>
-          <w:b/>
-        </w:rPr>
         <w:t>PERFIL PROFESIONAL</w:t>
       </w:r>
     </w:p>
@@ -26,16 +35,22 @@
       </w:r>
     </w:p>
     <w:p>
+      <w:pPr>
+        <w:pStyle w:val="Heading1"/>
+      </w:pPr>
       <w:r>
-        <w:rPr>
-          <w:b/>
-        </w:rPr>
         <w:t>EDUCACIÓN</w:t>
       </w:r>
     </w:p>
     <w:p>
       <w:r>
-        <w:t>Licenciatura en Gestión de Tecnologías de la Información — UADE | Mar 2025 – Dic 2028 (estimado)</w:t>
+        <w:rPr>
+          <w:b/>
+        </w:rPr>
+        <w:t>Licenciatura en Gestión de Tecnologías de la Información — UADE</w:t>
+      </w:r>
+      <w:r>
+        <w:t xml:space="preserve"> | Mar 2025 – Dic 2028 (estimado)</w:t>
       </w:r>
     </w:p>
     <w:p>
@@ -56,7 +71,13 @@
     </w:p>
     <w:p>
       <w:r>
-        <w:t>Bachiller en Economía y Administración — Colegio Eccleston | Egresado 20/12/2024</w:t>
+        <w:rPr>
+          <w:b/>
+        </w:rPr>
+        <w:t>Bachiller en Economía y Administración — Colegio Eccleston</w:t>
+      </w:r>
+      <w:r>
+        <w:t xml:space="preserve"> | Egresado 20/12/2024</w:t>
       </w:r>
     </w:p>
     <w:p>
@@ -68,16 +89,22 @@
       </w:r>
     </w:p>
     <w:p>
+      <w:pPr>
+        <w:pStyle w:val="Heading1"/>
+      </w:pPr>
       <w:r>
-        <w:rPr>
-          <w:b/>
-        </w:rPr>
         <w:t>EXPERIENCIA</w:t>
       </w:r>
     </w:p>
     <w:p>
       <w:r>
-        <w:t>Representante de Atención al Cliente — Grido (franquicia) | Oct 2023 – Presente</w:t>
+        <w:rPr>
+          <w:b/>
+        </w:rPr>
+        <w:t>Representante de Atención al Cliente — Grido (franquicia)</w:t>
+      </w:r>
+      <w:r>
+        <w:t xml:space="preserve"> | Oct 2023 – Presente</w:t>
       </w:r>
     </w:p>
     <w:p>
@@ -105,16 +132,22 @@
       </w:r>
     </w:p>
     <w:p>
+      <w:pPr>
+        <w:pStyle w:val="Heading1"/>
+      </w:pPr>
       <w:r>
-        <w:rPr>
-          <w:b/>
-        </w:rPr>
         <w:t>PROYECTOS</w:t>
       </w:r>
     </w:p>
     <w:p>
       <w:r>
-        <w:t>Agents System — Workflow personal de desarrollo asistido por IA | 2026</w:t>
+        <w:rPr>
+          <w:b/>
+        </w:rPr>
+        <w:t>Agents System — Workflow personal de desarrollo asistido por IA</w:t>
+      </w:r>
+      <w:r>
+        <w:t xml:space="preserve"> | 2026</w:t>
       </w:r>
     </w:p>
     <w:p>
@@ -140,7 +173,13 @@
     </w:p>
     <w:p>
       <w:r>
-        <w:t>JobBot — Asistente de búsqueda laboral con IA (bot + dashboard) | 2026</w:t>
+        <w:rPr>
+          <w:b/>
+        </w:rPr>
+        <w:t>JobBot — Asistente de búsqueda laboral con IA (bot + dashboard)</w:t>
+      </w:r>
+      <w:r>
+        <w:t xml:space="preserve"> | 2026</w:t>
       </w:r>
     </w:p>
     <w:p>
@@ -166,7 +205,13 @@
     </w:p>
     <w:p>
       <w:r>
-        <w:t>Prode Mundial 2026 — Motor estadístico de predicción deportiva | 2026</w:t>
+        <w:rPr>
+          <w:b/>
+        </w:rPr>
+        <w:t>Prode Mundial 2026 — Motor estadístico de predicción deportiva</w:t>
+      </w:r>
+      <w:r>
+        <w:t xml:space="preserve"> | 2026</w:t>
       </w:r>
     </w:p>
     <w:p>
@@ -191,10 +236,10 @@
       </w:r>
     </w:p>
     <w:p>
+      <w:pPr>
+        <w:pStyle w:val="Heading1"/>
+      </w:pPr>
       <w:r>
-        <w:rPr>
-          <w:b/>
-        </w:rPr>
         <w:t>COMPETENCIAS TÉCNICAS</w:t>
       </w:r>
     </w:p>
@@ -203,7 +248,13 @@
         <w:pStyle w:val="ListBullet"/>
       </w:pPr>
       <w:r>
-        <w:t>Redes y sistemas: CCNA 1 en curso (track Cisco, dic 2026), Linux (RHEL/Ubuntu, WSL2, RH124 completado), Bash, Git/GitHub, GitHub Actions</w:t>
+        <w:rPr>
+          <w:b/>
+        </w:rPr>
+        <w:t>Redes y sistemas:</w:t>
+      </w:r>
+      <w:r>
+        <w:t xml:space="preserve"> CCNA 1 en curso (track Cisco, dic 2026), Linux (RHEL/Ubuntu, WSL2, RH124 completado), Bash, Git/GitHub, GitHub Actions</w:t>
       </w:r>
     </w:p>
     <w:p>
@@ -211,7 +262,13 @@
         <w:pStyle w:val="ListBullet"/>
       </w:pPr>
       <w:r>
-        <w:t>Lenguajes y frameworks: Python, JavaScript, TypeScript, FastAPI, Next.js, React</w:t>
+        <w:rPr>
+          <w:b/>
+        </w:rPr>
+        <w:t>Lenguajes y frameworks:</w:t>
+      </w:r>
+      <w:r>
+        <w:t xml:space="preserve"> Python, JavaScript, TypeScript, FastAPI, Next.js, React</w:t>
       </w:r>
     </w:p>
     <w:p>
@@ -219,7 +276,13 @@
         <w:pStyle w:val="ListBullet"/>
       </w:pPr>
       <w:r>
-        <w:t>Bases de datos: SQL, PostgreSQL, SQLite</w:t>
+        <w:rPr>
+          <w:b/>
+        </w:rPr>
+        <w:t>Bases de datos:</w:t>
+      </w:r>
+      <w:r>
+        <w:t xml:space="preserve"> SQL, PostgreSQL, SQLite</w:t>
       </w:r>
     </w:p>
     <w:p>
@@ -227,7 +290,13 @@
         <w:pStyle w:val="ListBullet"/>
       </w:pPr>
       <w:r>
-        <w:t>IA aplicada: Integración de LLMs (Claude, Groq, Gemini), ingeniería de prompts, automatización de procesos, desarrollo asistido por IA con revisión y testing</w:t>
+        <w:rPr>
+          <w:b/>
+        </w:rPr>
+        <w:t>IA aplicada:</w:t>
+      </w:r>
+      <w:r>
+        <w:t xml:space="preserve"> Integración de LLMs (Claude, Groq, Gemini), ingeniería de prompts, automatización de procesos, desarrollo asistido por IA con revisión y testing</w:t>
       </w:r>
     </w:p>
     <w:p>
@@ -235,14 +304,20 @@
         <w:pStyle w:val="ListBullet"/>
       </w:pPr>
       <w:r>
-        <w:t>Negocio y gestión: Atención al cliente, resolución de incidencias bajo presión, Excel avanzado, metodologías ágiles</w:t>
+        <w:rPr>
+          <w:b/>
+        </w:rPr>
+        <w:t>Negocio y gestión:</w:t>
+      </w:r>
+      <w:r>
+        <w:t xml:space="preserve"> Atención al cliente, resolución de incidencias bajo presión, Excel avanzado, metodologías ágiles</w:t>
       </w:r>
     </w:p>
     <w:p>
+      <w:pPr>
+        <w:pStyle w:val="Heading1"/>
+      </w:pPr>
       <w:r>
-        <w:rPr>
-          <w:b/>
-        </w:rPr>
         <w:t>CERTIFICACIONES</w:t>
       </w:r>
     </w:p>
@@ -251,7 +326,13 @@
         <w:pStyle w:val="ListBullet"/>
       </w:pPr>
       <w:r>
-        <w:t>Red Hat System Administration I (RH124) — Red Hat Academy, 2025. Curso completado de administración Linux/RHEL.</w:t>
+        <w:rPr>
+          <w:b/>
+        </w:rPr>
+        <w:t>Red Hat System Administration I (RH124)</w:t>
+      </w:r>
+      <w:r>
+        <w:t xml:space="preserve"> — Red Hat Academy, 2025. Curso completado de administración Linux/RHEL.</w:t>
       </w:r>
     </w:p>
     <w:p>
@@ -259,7 +340,13 @@
         <w:pStyle w:val="ListBullet"/>
       </w:pPr>
       <w:r>
-        <w:t>Claude Code in Action — Anthropic, 2026.</w:t>
+        <w:rPr>
+          <w:b/>
+        </w:rPr>
+        <w:t>Claude Code in Action</w:t>
+      </w:r>
+      <w:r>
+        <w:t xml:space="preserve"> — Anthropic, 2026.</w:t>
       </w:r>
     </w:p>
     <w:p>
@@ -267,7 +354,13 @@
         <w:pStyle w:val="ListBullet"/>
       </w:pPr>
       <w:r>
-        <w:t>CCNA 1: Introduction to Networks (track Cisco) — UADE, en curso, finalización estimada dic 2026.</w:t>
+        <w:rPr>
+          <w:b/>
+        </w:rPr>
+        <w:t>CCNA 1: Introduction to Networks (track Cisco)</w:t>
+      </w:r>
+      <w:r>
+        <w:t xml:space="preserve"> — UADE, en curso, finalización estimada dic 2026.</w:t>
       </w:r>
     </w:p>
     <w:p>
@@ -279,10 +372,10 @@
       </w:r>
     </w:p>
     <w:p>
+      <w:pPr>
+        <w:pStyle w:val="Heading1"/>
+      </w:pPr>
       <w:r>
-        <w:rPr>
-          <w:b/>
-        </w:rPr>
         <w:t>IDIOMAS</w:t>
       </w:r>
     </w:p>
@@ -303,10 +396,10 @@
       </w:r>
     </w:p>
     <w:p>
+      <w:pPr>
+        <w:pStyle w:val="Heading1"/>
+      </w:pPr>
       <w:r>
-        <w:rPr>
-          <w:b/>
-        </w:rPr>
         <w:t>DISPONIBILIDAD</w:t>
       </w:r>
     </w:p>
@@ -763,11 +856,11 @@
       <w:outlineLvl w:val="0"/>
     </w:pPr>
     <w:rPr>
-      <w:rFonts w:asciiTheme="majorHAnsi" w:eastAsiaTheme="majorEastAsia" w:hAnsiTheme="majorHAnsi" w:cstheme="majorBidi"/>
+      <w:rFonts w:asciiTheme="majorHAnsi" w:eastAsiaTheme="majorEastAsia" w:hAnsiTheme="majorHAnsi" w:cstheme="majorBidi" w:ascii="Calibri" w:hAnsi="Calibri"/>
       <w:b/>
       <w:bCs/>
-      <w:color w:val="365F91" w:themeColor="accent1" w:themeShade="BF"/>
-      <w:sz w:val="28"/>
+      <w:color w:val="1A1A1A"/>
+      <w:sz w:val="22"/>
       <w:szCs w:val="28"/>
     </w:rPr>
   </w:style>
@@ -787,11 +880,11 @@
       <w:outlineLvl w:val="1"/>
     </w:pPr>
     <w:rPr>
-      <w:rFonts w:asciiTheme="majorHAnsi" w:eastAsiaTheme="majorEastAsia" w:hAnsiTheme="majorHAnsi" w:cstheme="majorBidi"/>
+      <w:rFonts w:asciiTheme="majorHAnsi" w:eastAsiaTheme="majorEastAsia" w:hAnsiTheme="majorHAnsi" w:cstheme="majorBidi" w:ascii="Calibri" w:hAnsi="Calibri"/>
       <w:b/>
       <w:bCs/>
-      <w:color w:val="4F81BD" w:themeColor="accent1"/>
-      <w:sz w:val="26"/>
+      <w:color w:val="1A1A1A"/>
+      <w:sz w:val="20"/>
       <w:szCs w:val="26"/>
     </w:rPr>
   </w:style>

--- a/CV_Material_Nacho/extras/cvs_personalizados/cv_base4_soc.docx
+++ b/CV_Material_Nacho/extras/cvs_personalizados/cv_base4_soc.docx
@@ -368,7 +368,7 @@
         <w:pStyle w:val="ListBullet"/>
       </w:pPr>
       <w:r>
-        <w:t>Inglés: nivel B1+/B2 autoevaluado, sin certificación aún (opcional verificar con EF SET gratis).</w:t>
+        <w:t>Inglés: B1 (intermedio), autoevaluado, sin certificación formal. Leo documentación técnica en inglés.</w:t>
       </w:r>
     </w:p>
     <w:p>
@@ -392,7 +392,7 @@
         <w:pStyle w:val="ListBullet"/>
       </w:pPr>
       <w:r>
-        <w:t>Inglés: B1+/B2 — lectura técnica fluida, comunicación escrita y oral intermedia. Sin certificación formal aún.</w:t>
+        <w:t>Inglés: B1 (intermedio), autoevaluado, sin certificación formal. Leo documentación técnica en inglés.</w:t>
       </w:r>
     </w:p>
     <w:p>
